--- a/lab3/СЯП_ЛР3_Рыбаков_Владислав_С22СИБ.docx
+++ b/lab3/СЯП_ЛР3_Рыбаков_Владислав_С22СИБ.docx
@@ -228,7 +228,7 @@
           <w:sz w:val="32"/>
           <w:szCs w:val="32"/>
         </w:rPr>
-        <w:t>Разработк</w:t>
+        <w:t>Разработка через тестирование (TDD)</w:t>
       </w:r>
       <w:r>
         <w:rPr>
@@ -236,40 +236,7 @@
           <w:sz w:val="32"/>
           <w:szCs w:val="32"/>
         </w:rPr>
-        <w:t>а</w:t>
-      </w:r>
-      <w:r>
-        <w:rPr>
-          <w:rFonts w:ascii="Times New Roman" w:hAnsi="Times New Roman" w:cs="Times New Roman"/>
-          <w:sz w:val="32"/>
-          <w:szCs w:val="32"/>
-        </w:rPr>
         <w:t xml:space="preserve"> </w:t>
-      </w:r>
-      <w:r>
-        <w:rPr>
-          <w:rFonts w:ascii="Times New Roman" w:hAnsi="Times New Roman" w:cs="Times New Roman"/>
-          <w:sz w:val="32"/>
-          <w:szCs w:val="32"/>
-          <w:lang w:val="en-US"/>
-        </w:rPr>
-        <w:t>unit</w:t>
-      </w:r>
-      <w:r>
-        <w:rPr>
-          <w:rFonts w:ascii="Times New Roman" w:hAnsi="Times New Roman" w:cs="Times New Roman"/>
-          <w:sz w:val="32"/>
-          <w:szCs w:val="32"/>
-        </w:rPr>
-        <w:t>-</w:t>
-      </w:r>
-      <w:r>
-        <w:rPr>
-          <w:rFonts w:ascii="Times New Roman" w:hAnsi="Times New Roman" w:cs="Times New Roman"/>
-          <w:sz w:val="32"/>
-          <w:szCs w:val="32"/>
-        </w:rPr>
-        <w:t>тестов</w:t>
       </w:r>
     </w:p>
     <w:p>
@@ -1059,6 +1026,7 @@
       </w:pPr>
       <w:r>
         <w:rPr>
+          <w:noProof/>
           <w:sz w:val="28"/>
           <w:szCs w:val="28"/>
         </w:rPr>
